--- a/grade8/Fluency-Lab-Package/module-materials/Module-6-Integers/FluencyLab_M6_Mixed_Review.docx
+++ b/grade8/Fluency-Lab-Package/module-materials/Module-6-Integers/FluencyLab_M6_Mixed_Review.docx
@@ -133,7 +133,7 @@
           <w:sz w:val="22"/>
           <w:szCs w:val="22"/>
         </w:rPr>
-        <w:t xml:space="preserve">All four operations with signs. Say the rule out loud before each one.</w:t>
+        <w:t xml:space="preserve">Say the sign rule out loud.</w:t>
       </w:r>
     </w:p>
     <w:p>
@@ -206,7 +206,7 @@
                 <w:sz w:val="22"/>
                 <w:szCs w:val="22"/>
               </w:rPr>
-              <w:t xml:space="preserve">−8 + −6  =  ______</w:t>
+              <w:t xml:space="preserve">−8 + (−6)  =  ______</w:t>
             </w:r>
           </w:p>
         </w:tc>
@@ -518,20 +518,7 @@
           <w:sz w:val="26"/>
           <w:szCs w:val="26"/>
         </w:rPr>
-        <w:t xml:space="preserve">Find and fix the mistake</w:t>
-      </w:r>
-    </w:p>
-    <w:p>
-      <w:pPr>
-        <w:spacing w:after="105" w:line="272"/>
-      </w:pPr>
-      <w:r>
-        <w:rPr>
-          <w:color w:val="222222"/>
-          <w:sz w:val="22"/>
-          <w:szCs w:val="22"/>
-        </w:rPr>
-        <w:t xml:space="preserve">This student thought 5 − (−3) = 2, subtracting instead of adding the opposite. Find the error and give the correct answer.</w:t>
+        <w:t xml:space="preserve">Find the mistake</w:t>
       </w:r>
     </w:p>
     <w:tbl>
@@ -600,7 +587,7 @@
                 <w:sz w:val="21"/>
                 <w:szCs w:val="21"/>
               </w:rPr>
-              <w:t xml:space="preserve">Correct answer: ______   (subtracting a negative adds: 5 + 3)</w:t>
+              <w:t xml:space="preserve">Correct answer: ______</w:t>
             </w:r>
           </w:p>
         </w:tc>
@@ -618,7 +605,7 @@
           <w:sz w:val="20"/>
           <w:szCs w:val="20"/>
         </w:rPr>
-        <w:t xml:space="preserve">Subtracting a negative adds. Two minuses make a plus.  ★</w:t>
+        <w:t xml:space="preserve">Two minuses make a plus.  ★</w:t>
       </w:r>
     </w:p>
     <w:sectPr>
